--- a/Requirement Analysis/SRS-DinhVietQuang_20215235.docx
+++ b/Requirement Analysis/SRS-DinhVietQuang_20215235.docx
@@ -285,6 +285,12 @@
     <w:bookmarkStart w:id="3" w:name="_Toc44676291" w:displacedByCustomXml="next"/>
     <w:sdt>
       <w:sdtPr>
+        <w:rPr>
+          <w:rFonts w:ascii="Times New Roman" w:eastAsia="Times New Roman" w:hAnsi="Times New Roman" w:cs="Times New Roman"/>
+          <w:color w:val="auto"/>
+          <w:sz w:val="24"/>
+          <w:szCs w:val="20"/>
+        </w:rPr>
         <w:id w:val="-470900999"/>
         <w:docPartObj>
           <w:docPartGallery w:val="Table of Contents"/>
@@ -293,21 +299,23 @@
       </w:sdtPr>
       <w:sdtEndPr>
         <w:rPr>
-          <w:rFonts w:ascii="Times New Roman" w:eastAsia="Times New Roman" w:hAnsi="Times New Roman" w:cs="Times New Roman"/>
           <w:b/>
           <w:bCs/>
           <w:noProof/>
-          <w:color w:val="auto"/>
-          <w:sz w:val="24"/>
-          <w:szCs w:val="20"/>
         </w:rPr>
       </w:sdtEndPr>
       <w:sdtContent>
         <w:p>
           <w:pPr>
             <w:pStyle w:val="TOCHeading"/>
+            <w:rPr>
+              <w:rFonts w:ascii="Times New Roman" w:hAnsi="Times New Roman" w:cs="Times New Roman"/>
+            </w:rPr>
           </w:pPr>
           <w:r>
+            <w:rPr>
+              <w:rFonts w:ascii="Times New Roman" w:hAnsi="Times New Roman" w:cs="Times New Roman"/>
+            </w:rPr>
             <w:t>Table of Contents</w:t>
           </w:r>
         </w:p>
@@ -331,7 +339,7 @@
           <w:r>
             <w:fldChar w:fldCharType="separate"/>
           </w:r>
-          <w:hyperlink w:anchor="_Toc161393186" w:history="1">
+          <w:hyperlink w:anchor="_Toc161585381" w:history="1">
             <w:r>
               <w:rPr>
                 <w:rStyle w:val="Hyperlink"/>
@@ -370,7 +378,7 @@
               <w:rPr>
                 <w:webHidden/>
               </w:rPr>
-              <w:instrText xml:space="preserve"> PAGEREF _Toc161393186 \h </w:instrText>
+              <w:instrText xml:space="preserve"> PAGEREF _Toc161585381 \h </w:instrText>
             </w:r>
             <w:r>
               <w:rPr>
@@ -387,7 +395,7 @@
               <w:rPr>
                 <w:webHidden/>
               </w:rPr>
-              <w:t>2</w:t>
+              <w:t>3</w:t>
             </w:r>
             <w:r>
               <w:rPr>
@@ -413,7 +421,7 @@
               <w14:ligatures w14:val="standardContextual"/>
             </w:rPr>
           </w:pPr>
-          <w:hyperlink w:anchor="_Toc161393187" w:history="1">
+          <w:hyperlink w:anchor="_Toc161585382" w:history="1">
             <w:r>
               <w:rPr>
                 <w:rStyle w:val="Hyperlink"/>
@@ -458,7 +466,7 @@
                 <w:noProof/>
                 <w:webHidden/>
               </w:rPr>
-              <w:instrText xml:space="preserve"> PAGEREF _Toc161393187 \h </w:instrText>
+              <w:instrText xml:space="preserve"> PAGEREF _Toc161585382 \h </w:instrText>
             </w:r>
             <w:r>
               <w:rPr>
@@ -478,7 +486,7 @@
                 <w:noProof/>
                 <w:webHidden/>
               </w:rPr>
-              <w:t>2</w:t>
+              <w:t>3</w:t>
             </w:r>
             <w:r>
               <w:rPr>
@@ -505,7 +513,7 @@
               <w14:ligatures w14:val="standardContextual"/>
             </w:rPr>
           </w:pPr>
-          <w:hyperlink w:anchor="_Toc161393188" w:history="1">
+          <w:hyperlink w:anchor="_Toc161585383" w:history="1">
             <w:r>
               <w:rPr>
                 <w:rStyle w:val="Hyperlink"/>
@@ -550,7 +558,7 @@
                 <w:noProof/>
                 <w:webHidden/>
               </w:rPr>
-              <w:instrText xml:space="preserve"> PAGEREF _Toc161393188 \h </w:instrText>
+              <w:instrText xml:space="preserve"> PAGEREF _Toc161585383 \h </w:instrText>
             </w:r>
             <w:r>
               <w:rPr>
@@ -570,7 +578,7 @@
                 <w:noProof/>
                 <w:webHidden/>
               </w:rPr>
-              <w:t>2</w:t>
+              <w:t>3</w:t>
             </w:r>
             <w:r>
               <w:rPr>
@@ -597,7 +605,7 @@
               <w14:ligatures w14:val="standardContextual"/>
             </w:rPr>
           </w:pPr>
-          <w:hyperlink w:anchor="_Toc161393189" w:history="1">
+          <w:hyperlink w:anchor="_Toc161585384" w:history="1">
             <w:r>
               <w:rPr>
                 <w:rStyle w:val="Hyperlink"/>
@@ -642,7 +650,7 @@
                 <w:noProof/>
                 <w:webHidden/>
               </w:rPr>
-              <w:instrText xml:space="preserve"> PAGEREF _Toc161393189 \h </w:instrText>
+              <w:instrText xml:space="preserve"> PAGEREF _Toc161585384 \h </w:instrText>
             </w:r>
             <w:r>
               <w:rPr>
@@ -662,7 +670,7 @@
                 <w:noProof/>
                 <w:webHidden/>
               </w:rPr>
-              <w:t>3</w:t>
+              <w:t>4</w:t>
             </w:r>
             <w:r>
               <w:rPr>
@@ -689,7 +697,7 @@
               <w14:ligatures w14:val="standardContextual"/>
             </w:rPr>
           </w:pPr>
-          <w:hyperlink w:anchor="_Toc161393190" w:history="1">
+          <w:hyperlink w:anchor="_Toc161585385" w:history="1">
             <w:r>
               <w:rPr>
                 <w:rStyle w:val="Hyperlink"/>
@@ -734,7 +742,7 @@
                 <w:noProof/>
                 <w:webHidden/>
               </w:rPr>
-              <w:instrText xml:space="preserve"> PAGEREF _Toc161393190 \h </w:instrText>
+              <w:instrText xml:space="preserve"> PAGEREF _Toc161585385 \h </w:instrText>
             </w:r>
             <w:r>
               <w:rPr>
@@ -754,7 +762,7 @@
                 <w:noProof/>
                 <w:webHidden/>
               </w:rPr>
-              <w:t>4</w:t>
+              <w:t>5</w:t>
             </w:r>
             <w:r>
               <w:rPr>
@@ -776,7 +784,7 @@
               <w14:ligatures w14:val="standardContextual"/>
             </w:rPr>
           </w:pPr>
-          <w:hyperlink w:anchor="_Toc161393191" w:history="1">
+          <w:hyperlink w:anchor="_Toc161585386" w:history="1">
             <w:r>
               <w:rPr>
                 <w:rStyle w:val="Hyperlink"/>
@@ -815,7 +823,7 @@
               <w:rPr>
                 <w:webHidden/>
               </w:rPr>
-              <w:instrText xml:space="preserve"> PAGEREF _Toc161393191 \h </w:instrText>
+              <w:instrText xml:space="preserve"> PAGEREF _Toc161585386 \h </w:instrText>
             </w:r>
             <w:r>
               <w:rPr>
@@ -832,7 +840,7 @@
               <w:rPr>
                 <w:webHidden/>
               </w:rPr>
-              <w:t>4</w:t>
+              <w:t>6</w:t>
             </w:r>
             <w:r>
               <w:rPr>
@@ -858,7 +866,7 @@
               <w14:ligatures w14:val="standardContextual"/>
             </w:rPr>
           </w:pPr>
-          <w:hyperlink w:anchor="_Toc161393192" w:history="1">
+          <w:hyperlink w:anchor="_Toc161585387" w:history="1">
             <w:r>
               <w:rPr>
                 <w:rStyle w:val="Hyperlink"/>
@@ -905,7 +913,7 @@
                 <w:noProof/>
                 <w:webHidden/>
               </w:rPr>
-              <w:instrText xml:space="preserve"> PAGEREF _Toc161393192 \h </w:instrText>
+              <w:instrText xml:space="preserve"> PAGEREF _Toc161585387 \h </w:instrText>
             </w:r>
             <w:r>
               <w:rPr>
@@ -925,7 +933,7 @@
                 <w:noProof/>
                 <w:webHidden/>
               </w:rPr>
-              <w:t>4</w:t>
+              <w:t>6</w:t>
             </w:r>
             <w:r>
               <w:rPr>
@@ -952,12 +960,11 @@
               <w14:ligatures w14:val="standardContextual"/>
             </w:rPr>
           </w:pPr>
-          <w:hyperlink w:anchor="_Toc161393193" w:history="1">
+          <w:hyperlink w:anchor="_Toc161585388" w:history="1">
             <w:r>
               <w:rPr>
                 <w:rStyle w:val="Hyperlink"/>
                 <w:noProof/>
-                <w:lang w:val="vi-VN"/>
               </w:rPr>
               <w:t>2.2</w:t>
             </w:r>
@@ -999,7 +1006,7 @@
                 <w:noProof/>
                 <w:webHidden/>
               </w:rPr>
-              <w:instrText xml:space="preserve"> PAGEREF _Toc161393193 \h </w:instrText>
+              <w:instrText xml:space="preserve"> PAGEREF _Toc161585388 \h </w:instrText>
             </w:r>
             <w:r>
               <w:rPr>
@@ -1019,7 +1026,7 @@
                 <w:noProof/>
                 <w:webHidden/>
               </w:rPr>
-              <w:t>4</w:t>
+              <w:t>6</w:t>
             </w:r>
             <w:r>
               <w:rPr>
@@ -1046,7 +1053,7 @@
               <w14:ligatures w14:val="standardContextual"/>
             </w:rPr>
           </w:pPr>
-          <w:hyperlink w:anchor="_Toc161393194" w:history="1">
+          <w:hyperlink w:anchor="_Toc161585389" w:history="1">
             <w:r>
               <w:rPr>
                 <w:rStyle w:val="Hyperlink"/>
@@ -1092,7 +1099,7 @@
                 <w:noProof/>
                 <w:webHidden/>
               </w:rPr>
-              <w:instrText xml:space="preserve"> PAGEREF _Toc161393194 \h </w:instrText>
+              <w:instrText xml:space="preserve"> PAGEREF _Toc161585389 \h </w:instrText>
             </w:r>
             <w:r>
               <w:rPr>
@@ -1112,7 +1119,7 @@
                 <w:noProof/>
                 <w:webHidden/>
               </w:rPr>
-              <w:t>5</w:t>
+              <w:t>6</w:t>
             </w:r>
             <w:r>
               <w:rPr>
@@ -1126,31 +1133,26 @@
         <w:p>
           <w:pPr>
             <w:pStyle w:val="TOC3"/>
-            <w:tabs>
-              <w:tab w:val="left" w:pos="1200"/>
-              <w:tab w:val="right" w:leader="dot" w:pos="8630"/>
-            </w:tabs>
             <w:rPr>
               <w:rFonts w:asciiTheme="minorHAnsi" w:eastAsiaTheme="minorEastAsia" w:hAnsiTheme="minorHAnsi" w:cstheme="minorBidi"/>
-              <w:noProof/>
               <w:kern w:val="2"/>
               <w:szCs w:val="24"/>
               <w:lang w:eastAsia="ja-JP"/>
               <w14:ligatures w14:val="standardContextual"/>
             </w:rPr>
           </w:pPr>
-          <w:hyperlink w:anchor="_Toc161393195" w:history="1">
+          <w:hyperlink w:anchor="_Toc161585390" w:history="1">
             <w:r>
               <w:rPr>
                 <w:rStyle w:val="Hyperlink"/>
-                <w:noProof/>
+                <w:i w:val="0"/>
+                <w:iCs w:val="0"/>
               </w:rPr>
               <w:t>2.3.1</w:t>
             </w:r>
             <w:r>
               <w:rPr>
                 <w:rFonts w:asciiTheme="minorHAnsi" w:eastAsiaTheme="minorEastAsia" w:hAnsiTheme="minorHAnsi" w:cstheme="minorBidi"/>
-                <w:noProof/>
                 <w:kern w:val="2"/>
                 <w:szCs w:val="24"/>
                 <w:lang w:eastAsia="ja-JP"/>
@@ -1161,54 +1163,48 @@
             <w:r>
               <w:rPr>
                 <w:rStyle w:val="Hyperlink"/>
-                <w:noProof/>
+                <w:i w:val="0"/>
+                <w:iCs w:val="0"/>
               </w:rPr>
               <w:t>Place order process</w:t>
             </w:r>
             <w:r>
               <w:rPr>
-                <w:noProof/>
                 <w:webHidden/>
               </w:rPr>
               <w:tab/>
             </w:r>
             <w:r>
               <w:rPr>
-                <w:noProof/>
                 <w:webHidden/>
               </w:rPr>
               <w:fldChar w:fldCharType="begin"/>
             </w:r>
             <w:r>
               <w:rPr>
-                <w:noProof/>
                 <w:webHidden/>
               </w:rPr>
-              <w:instrText xml:space="preserve"> PAGEREF _Toc161393195 \h </w:instrText>
-            </w:r>
-            <w:r>
-              <w:rPr>
-                <w:noProof/>
+              <w:instrText xml:space="preserve"> PAGEREF _Toc161585390 \h </w:instrText>
+            </w:r>
+            <w:r>
+              <w:rPr>
                 <w:webHidden/>
               </w:rPr>
             </w:r>
             <w:r>
               <w:rPr>
-                <w:noProof/>
                 <w:webHidden/>
               </w:rPr>
               <w:fldChar w:fldCharType="separate"/>
             </w:r>
             <w:r>
               <w:rPr>
-                <w:noProof/>
                 <w:webHidden/>
               </w:rPr>
-              <w:t>6</w:t>
-            </w:r>
-            <w:r>
-              <w:rPr>
-                <w:noProof/>
+              <w:t>7</w:t>
+            </w:r>
+            <w:r>
+              <w:rPr>
                 <w:webHidden/>
               </w:rPr>
               <w:fldChar w:fldCharType="end"/>
@@ -1218,31 +1214,30 @@
         <w:p>
           <w:pPr>
             <w:pStyle w:val="TOC3"/>
-            <w:tabs>
-              <w:tab w:val="left" w:pos="1200"/>
-              <w:tab w:val="right" w:leader="dot" w:pos="8630"/>
-            </w:tabs>
             <w:rPr>
               <w:rFonts w:asciiTheme="minorHAnsi" w:eastAsiaTheme="minorEastAsia" w:hAnsiTheme="minorHAnsi" w:cstheme="minorBidi"/>
-              <w:noProof/>
+              <w:i w:val="0"/>
+              <w:iCs w:val="0"/>
               <w:kern w:val="2"/>
               <w:szCs w:val="24"/>
               <w:lang w:eastAsia="ja-JP"/>
               <w14:ligatures w14:val="standardContextual"/>
             </w:rPr>
           </w:pPr>
-          <w:hyperlink w:anchor="_Toc161393196" w:history="1">
+          <w:hyperlink w:anchor="_Toc161585391" w:history="1">
             <w:r>
               <w:rPr>
                 <w:rStyle w:val="Hyperlink"/>
-                <w:noProof/>
+                <w:i w:val="0"/>
+                <w:iCs w:val="0"/>
               </w:rPr>
               <w:t>2.3.2</w:t>
             </w:r>
             <w:r>
               <w:rPr>
                 <w:rFonts w:asciiTheme="minorHAnsi" w:eastAsiaTheme="minorEastAsia" w:hAnsiTheme="minorHAnsi" w:cstheme="minorBidi"/>
-                <w:noProof/>
+                <w:i w:val="0"/>
+                <w:iCs w:val="0"/>
                 <w:kern w:val="2"/>
                 <w:szCs w:val="24"/>
                 <w:lang w:eastAsia="ja-JP"/>
@@ -1253,54 +1248,62 @@
             <w:r>
               <w:rPr>
                 <w:rStyle w:val="Hyperlink"/>
-                <w:noProof/>
+                <w:i w:val="0"/>
+                <w:iCs w:val="0"/>
               </w:rPr>
               <w:t>Pay order process</w:t>
             </w:r>
             <w:r>
               <w:rPr>
-                <w:noProof/>
+                <w:i w:val="0"/>
+                <w:iCs w:val="0"/>
                 <w:webHidden/>
               </w:rPr>
               <w:tab/>
             </w:r>
             <w:r>
               <w:rPr>
-                <w:noProof/>
+                <w:i w:val="0"/>
+                <w:iCs w:val="0"/>
                 <w:webHidden/>
               </w:rPr>
               <w:fldChar w:fldCharType="begin"/>
             </w:r>
             <w:r>
               <w:rPr>
-                <w:noProof/>
+                <w:i w:val="0"/>
+                <w:iCs w:val="0"/>
                 <w:webHidden/>
               </w:rPr>
-              <w:instrText xml:space="preserve"> PAGEREF _Toc161393196 \h </w:instrText>
-            </w:r>
-            <w:r>
-              <w:rPr>
-                <w:noProof/>
+              <w:instrText xml:space="preserve"> PAGEREF _Toc161585391 \h </w:instrText>
+            </w:r>
+            <w:r>
+              <w:rPr>
+                <w:i w:val="0"/>
+                <w:iCs w:val="0"/>
                 <w:webHidden/>
               </w:rPr>
             </w:r>
             <w:r>
               <w:rPr>
-                <w:noProof/>
+                <w:i w:val="0"/>
+                <w:iCs w:val="0"/>
                 <w:webHidden/>
               </w:rPr>
               <w:fldChar w:fldCharType="separate"/>
             </w:r>
             <w:r>
               <w:rPr>
-                <w:noProof/>
+                <w:i w:val="0"/>
+                <w:iCs w:val="0"/>
                 <w:webHidden/>
               </w:rPr>
-              <w:t>7</w:t>
-            </w:r>
-            <w:r>
-              <w:rPr>
-                <w:noProof/>
+              <w:t>8</w:t>
+            </w:r>
+            <w:r>
+              <w:rPr>
+                <w:i w:val="0"/>
+                <w:iCs w:val="0"/>
                 <w:webHidden/>
               </w:rPr>
               <w:fldChar w:fldCharType="end"/>
@@ -1310,31 +1313,30 @@
         <w:p>
           <w:pPr>
             <w:pStyle w:val="TOC3"/>
-            <w:tabs>
-              <w:tab w:val="left" w:pos="1200"/>
-              <w:tab w:val="right" w:leader="dot" w:pos="8630"/>
-            </w:tabs>
             <w:rPr>
               <w:rFonts w:asciiTheme="minorHAnsi" w:eastAsiaTheme="minorEastAsia" w:hAnsiTheme="minorHAnsi" w:cstheme="minorBidi"/>
-              <w:noProof/>
+              <w:i w:val="0"/>
+              <w:iCs w:val="0"/>
               <w:kern w:val="2"/>
               <w:szCs w:val="24"/>
               <w:lang w:eastAsia="ja-JP"/>
               <w14:ligatures w14:val="standardContextual"/>
             </w:rPr>
           </w:pPr>
-          <w:hyperlink w:anchor="_Toc161393197" w:history="1">
+          <w:hyperlink w:anchor="_Toc161585392" w:history="1">
             <w:r>
               <w:rPr>
                 <w:rStyle w:val="Hyperlink"/>
-                <w:noProof/>
+                <w:i w:val="0"/>
+                <w:iCs w:val="0"/>
               </w:rPr>
               <w:t>2.3.3</w:t>
             </w:r>
             <w:r>
               <w:rPr>
                 <w:rFonts w:asciiTheme="minorHAnsi" w:eastAsiaTheme="minorEastAsia" w:hAnsiTheme="minorHAnsi" w:cstheme="minorBidi"/>
-                <w:noProof/>
+                <w:i w:val="0"/>
+                <w:iCs w:val="0"/>
                 <w:kern w:val="2"/>
                 <w:szCs w:val="24"/>
                 <w:lang w:eastAsia="ja-JP"/>
@@ -1345,54 +1347,62 @@
             <w:r>
               <w:rPr>
                 <w:rStyle w:val="Hyperlink"/>
-                <w:noProof/>
+                <w:i w:val="0"/>
+                <w:iCs w:val="0"/>
               </w:rPr>
               <w:t>Place rush order process</w:t>
             </w:r>
             <w:r>
               <w:rPr>
-                <w:noProof/>
+                <w:i w:val="0"/>
+                <w:iCs w:val="0"/>
                 <w:webHidden/>
               </w:rPr>
               <w:tab/>
             </w:r>
             <w:r>
               <w:rPr>
-                <w:noProof/>
+                <w:i w:val="0"/>
+                <w:iCs w:val="0"/>
                 <w:webHidden/>
               </w:rPr>
               <w:fldChar w:fldCharType="begin"/>
             </w:r>
             <w:r>
               <w:rPr>
-                <w:noProof/>
+                <w:i w:val="0"/>
+                <w:iCs w:val="0"/>
                 <w:webHidden/>
               </w:rPr>
-              <w:instrText xml:space="preserve"> PAGEREF _Toc161393197 \h </w:instrText>
-            </w:r>
-            <w:r>
-              <w:rPr>
-                <w:noProof/>
+              <w:instrText xml:space="preserve"> PAGEREF _Toc161585392 \h </w:instrText>
+            </w:r>
+            <w:r>
+              <w:rPr>
+                <w:i w:val="0"/>
+                <w:iCs w:val="0"/>
                 <w:webHidden/>
               </w:rPr>
             </w:r>
             <w:r>
               <w:rPr>
-                <w:noProof/>
+                <w:i w:val="0"/>
+                <w:iCs w:val="0"/>
                 <w:webHidden/>
               </w:rPr>
               <w:fldChar w:fldCharType="separate"/>
             </w:r>
             <w:r>
               <w:rPr>
-                <w:noProof/>
+                <w:i w:val="0"/>
+                <w:iCs w:val="0"/>
                 <w:webHidden/>
               </w:rPr>
-              <w:t>7</w:t>
-            </w:r>
-            <w:r>
-              <w:rPr>
-                <w:noProof/>
+              <w:t>8</w:t>
+            </w:r>
+            <w:r>
+              <w:rPr>
+                <w:i w:val="0"/>
+                <w:iCs w:val="0"/>
                 <w:webHidden/>
               </w:rPr>
               <w:fldChar w:fldCharType="end"/>
@@ -1410,7 +1420,7 @@
               <w14:ligatures w14:val="standardContextual"/>
             </w:rPr>
           </w:pPr>
-          <w:hyperlink w:anchor="_Toc161393198" w:history="1">
+          <w:hyperlink w:anchor="_Toc161585393" w:history="1">
             <w:r>
               <w:rPr>
                 <w:rStyle w:val="Hyperlink"/>
@@ -1449,7 +1459,7 @@
               <w:rPr>
                 <w:webHidden/>
               </w:rPr>
-              <w:instrText xml:space="preserve"> PAGEREF _Toc161393198 \h </w:instrText>
+              <w:instrText xml:space="preserve"> PAGEREF _Toc161585393 \h </w:instrText>
             </w:r>
             <w:r>
               <w:rPr>
@@ -1466,7 +1476,7 @@
               <w:rPr>
                 <w:webHidden/>
               </w:rPr>
-              <w:t>8</w:t>
+              <w:t>10</w:t>
             </w:r>
             <w:r>
               <w:rPr>
@@ -1492,7 +1502,7 @@
               <w14:ligatures w14:val="standardContextual"/>
             </w:rPr>
           </w:pPr>
-          <w:hyperlink w:anchor="_Toc161393199" w:history="1">
+          <w:hyperlink w:anchor="_Toc161585394" w:history="1">
             <w:r>
               <w:rPr>
                 <w:rStyle w:val="Hyperlink"/>
@@ -1539,7 +1549,7 @@
                 <w:noProof/>
                 <w:webHidden/>
               </w:rPr>
-              <w:instrText xml:space="preserve"> PAGEREF _Toc161393199 \h </w:instrText>
+              <w:instrText xml:space="preserve"> PAGEREF _Toc161585394 \h </w:instrText>
             </w:r>
             <w:r>
               <w:rPr>
@@ -1559,7 +1569,7 @@
                 <w:noProof/>
                 <w:webHidden/>
               </w:rPr>
-              <w:t>8</w:t>
+              <w:t>10</w:t>
             </w:r>
             <w:r>
               <w:rPr>
@@ -1586,7 +1596,7 @@
               <w14:ligatures w14:val="standardContextual"/>
             </w:rPr>
           </w:pPr>
-          <w:hyperlink w:anchor="_Toc161393200" w:history="1">
+          <w:hyperlink w:anchor="_Toc161585395" w:history="1">
             <w:r>
               <w:rPr>
                 <w:rStyle w:val="Hyperlink"/>
@@ -1631,7 +1641,7 @@
                 <w:noProof/>
                 <w:webHidden/>
               </w:rPr>
-              <w:instrText xml:space="preserve"> PAGEREF _Toc161393200 \h </w:instrText>
+              <w:instrText xml:space="preserve"> PAGEREF _Toc161585395 \h </w:instrText>
             </w:r>
             <w:r>
               <w:rPr>
@@ -1651,7 +1661,7 @@
                 <w:noProof/>
                 <w:webHidden/>
               </w:rPr>
-              <w:t>10</w:t>
+              <w:t>12</w:t>
             </w:r>
             <w:r>
               <w:rPr>
@@ -1678,7 +1688,7 @@
               <w14:ligatures w14:val="standardContextual"/>
             </w:rPr>
           </w:pPr>
-          <w:hyperlink w:anchor="_Toc161393201" w:history="1">
+          <w:hyperlink w:anchor="_Toc161585396" w:history="1">
             <w:r>
               <w:rPr>
                 <w:rStyle w:val="Hyperlink"/>
@@ -1723,7 +1733,7 @@
                 <w:noProof/>
                 <w:webHidden/>
               </w:rPr>
-              <w:instrText xml:space="preserve"> PAGEREF _Toc161393201 \h </w:instrText>
+              <w:instrText xml:space="preserve"> PAGEREF _Toc161585396 \h </w:instrText>
             </w:r>
             <w:r>
               <w:rPr>
@@ -1743,7 +1753,7 @@
                 <w:noProof/>
                 <w:webHidden/>
               </w:rPr>
-              <w:t>12</w:t>
+              <w:t>14</w:t>
             </w:r>
             <w:r>
               <w:rPr>
@@ -1765,7 +1775,7 @@
               <w14:ligatures w14:val="standardContextual"/>
             </w:rPr>
           </w:pPr>
-          <w:hyperlink w:anchor="_Toc161393202" w:history="1">
+          <w:hyperlink w:anchor="_Toc161585397" w:history="1">
             <w:r>
               <w:rPr>
                 <w:rStyle w:val="Hyperlink"/>
@@ -1804,7 +1814,7 @@
               <w:rPr>
                 <w:webHidden/>
               </w:rPr>
-              <w:instrText xml:space="preserve"> PAGEREF _Toc161393202 \h </w:instrText>
+              <w:instrText xml:space="preserve"> PAGEREF _Toc161585397 \h </w:instrText>
             </w:r>
             <w:r>
               <w:rPr>
@@ -1821,7 +1831,7 @@
               <w:rPr>
                 <w:webHidden/>
               </w:rPr>
-              <w:t>15</w:t>
+              <w:t>17</w:t>
             </w:r>
             <w:r>
               <w:rPr>
@@ -1847,7 +1857,7 @@
               <w14:ligatures w14:val="standardContextual"/>
             </w:rPr>
           </w:pPr>
-          <w:hyperlink w:anchor="_Toc161393203" w:history="1">
+          <w:hyperlink w:anchor="_Toc161585398" w:history="1">
             <w:r>
               <w:rPr>
                 <w:rStyle w:val="Hyperlink"/>
@@ -1892,7 +1902,7 @@
                 <w:noProof/>
                 <w:webHidden/>
               </w:rPr>
-              <w:instrText xml:space="preserve"> PAGEREF _Toc161393203 \h </w:instrText>
+              <w:instrText xml:space="preserve"> PAGEREF _Toc161585398 \h </w:instrText>
             </w:r>
             <w:r>
               <w:rPr>
@@ -1912,7 +1922,7 @@
                 <w:noProof/>
                 <w:webHidden/>
               </w:rPr>
-              <w:t>15</w:t>
+              <w:t>17</w:t>
             </w:r>
             <w:r>
               <w:rPr>
@@ -1939,7 +1949,7 @@
               <w14:ligatures w14:val="standardContextual"/>
             </w:rPr>
           </w:pPr>
-          <w:hyperlink w:anchor="_Toc161393204" w:history="1">
+          <w:hyperlink w:anchor="_Toc161585399" w:history="1">
             <w:r>
               <w:rPr>
                 <w:rStyle w:val="Hyperlink"/>
@@ -1984,7 +1994,7 @@
                 <w:noProof/>
                 <w:webHidden/>
               </w:rPr>
-              <w:instrText xml:space="preserve"> PAGEREF _Toc161393204 \h </w:instrText>
+              <w:instrText xml:space="preserve"> PAGEREF _Toc161585399 \h </w:instrText>
             </w:r>
             <w:r>
               <w:rPr>
@@ -2004,7 +2014,7 @@
                 <w:noProof/>
                 <w:webHidden/>
               </w:rPr>
-              <w:t>15</w:t>
+              <w:t>17</w:t>
             </w:r>
             <w:r>
               <w:rPr>
@@ -2031,7 +2041,7 @@
               <w14:ligatures w14:val="standardContextual"/>
             </w:rPr>
           </w:pPr>
-          <w:hyperlink w:anchor="_Toc161393205" w:history="1">
+          <w:hyperlink w:anchor="_Toc161585400" w:history="1">
             <w:r>
               <w:rPr>
                 <w:rStyle w:val="Hyperlink"/>
@@ -2076,7 +2086,7 @@
                 <w:noProof/>
                 <w:webHidden/>
               </w:rPr>
-              <w:instrText xml:space="preserve"> PAGEREF _Toc161393205 \h </w:instrText>
+              <w:instrText xml:space="preserve"> PAGEREF _Toc161585400 \h </w:instrText>
             </w:r>
             <w:r>
               <w:rPr>
@@ -2096,7 +2106,7 @@
                 <w:noProof/>
                 <w:webHidden/>
               </w:rPr>
-              <w:t>15</w:t>
+              <w:t>17</w:t>
             </w:r>
             <w:r>
               <w:rPr>
@@ -2123,7 +2133,7 @@
               <w14:ligatures w14:val="standardContextual"/>
             </w:rPr>
           </w:pPr>
-          <w:hyperlink w:anchor="_Toc161393206" w:history="1">
+          <w:hyperlink w:anchor="_Toc161585401" w:history="1">
             <w:r>
               <w:rPr>
                 <w:rStyle w:val="Hyperlink"/>
@@ -2168,7 +2178,7 @@
                 <w:noProof/>
                 <w:webHidden/>
               </w:rPr>
-              <w:instrText xml:space="preserve"> PAGEREF _Toc161393206 \h </w:instrText>
+              <w:instrText xml:space="preserve"> PAGEREF _Toc161585401 \h </w:instrText>
             </w:r>
             <w:r>
               <w:rPr>
@@ -2188,7 +2198,7 @@
                 <w:noProof/>
                 <w:webHidden/>
               </w:rPr>
-              <w:t>15</w:t>
+              <w:t>17</w:t>
             </w:r>
             <w:r>
               <w:rPr>
@@ -2215,7 +2225,7 @@
               <w14:ligatures w14:val="standardContextual"/>
             </w:rPr>
           </w:pPr>
-          <w:hyperlink w:anchor="_Toc161393207" w:history="1">
+          <w:hyperlink w:anchor="_Toc161585402" w:history="1">
             <w:r>
               <w:rPr>
                 <w:rStyle w:val="Hyperlink"/>
@@ -2260,7 +2270,7 @@
                 <w:noProof/>
                 <w:webHidden/>
               </w:rPr>
-              <w:instrText xml:space="preserve"> PAGEREF _Toc161393207 \h </w:instrText>
+              <w:instrText xml:space="preserve"> PAGEREF _Toc161585402 \h </w:instrText>
             </w:r>
             <w:r>
               <w:rPr>
@@ -2280,7 +2290,7 @@
                 <w:noProof/>
                 <w:webHidden/>
               </w:rPr>
-              <w:t>15</w:t>
+              <w:t>17</w:t>
             </w:r>
             <w:r>
               <w:rPr>
@@ -2307,7 +2317,7 @@
               <w14:ligatures w14:val="standardContextual"/>
             </w:rPr>
           </w:pPr>
-          <w:hyperlink w:anchor="_Toc161393208" w:history="1">
+          <w:hyperlink w:anchor="_Toc161585403" w:history="1">
             <w:r>
               <w:rPr>
                 <w:rStyle w:val="Hyperlink"/>
@@ -2352,7 +2362,7 @@
                 <w:noProof/>
                 <w:webHidden/>
               </w:rPr>
-              <w:instrText xml:space="preserve"> PAGEREF _Toc161393208 \h </w:instrText>
+              <w:instrText xml:space="preserve"> PAGEREF _Toc161585403 \h </w:instrText>
             </w:r>
             <w:r>
               <w:rPr>
@@ -2372,7 +2382,7 @@
                 <w:noProof/>
                 <w:webHidden/>
               </w:rPr>
-              <w:t>15</w:t>
+              <w:t>17</w:t>
             </w:r>
             <w:r>
               <w:rPr>
@@ -2412,7 +2422,7 @@
         </w:rPr>
       </w:pPr>
       <w:bookmarkStart w:id="4" w:name="_Toc91452895"/>
-      <w:bookmarkStart w:id="5" w:name="_Toc161393186"/>
+      <w:bookmarkStart w:id="5" w:name="_Toc161585381"/>
       <w:bookmarkEnd w:id="0"/>
       <w:bookmarkEnd w:id="1"/>
       <w:bookmarkEnd w:id="3"/>
@@ -2420,6 +2430,7 @@
         <w:rPr>
           <w:rFonts w:ascii="Times New Roman" w:hAnsi="Times New Roman"/>
         </w:rPr>
+        <w:lastRenderedPageBreak/>
         <w:t>Introduction</w:t>
       </w:r>
       <w:bookmarkEnd w:id="4"/>
@@ -2447,12 +2458,41 @@
     </w:p>
     <w:p>
       <w:pPr>
-        <w:tabs>
-          <w:tab w:val="left" w:pos="1520"/>
-        </w:tabs>
-      </w:pPr>
+        <w:rPr>
+          <w:szCs w:val="24"/>
+        </w:rPr>
+      </w:pPr>
+      <w:bookmarkStart w:id="6" w:name="_Toc91452896"/>
       <w:r>
-        <w:t>This document aims to provide a comprehensive description of the subsystem, user groups, and their functions available during runtime. It outlines the purpose and features of the system, interfaces, and constraints that the system must adhere to in response to external stimuli. The documentation targets stakeholders and software developers alike</w:t>
+        <w:rPr>
+          <w:szCs w:val="24"/>
+        </w:rPr>
+        <w:t xml:space="preserve">The objective of this Software Requirements Specification (SRS) document is to provide a comprehensive description of the requirements for the development of the </w:t>
+      </w:r>
+      <w:r>
+        <w:rPr>
+          <w:szCs w:val="24"/>
+        </w:rPr>
+        <w:t>AIMS software</w:t>
+      </w:r>
+      <w:r>
+        <w:rPr>
+          <w:szCs w:val="24"/>
+        </w:rPr>
+        <w:t>. The intended audience for this SRS includes the developers and testers, who will be involved in the development, testing and implementation of the system.</w:t>
+      </w:r>
+    </w:p>
+    <w:p>
+      <w:pPr>
+        <w:rPr>
+          <w:szCs w:val="24"/>
+        </w:rPr>
+      </w:pPr>
+      <w:r>
+        <w:rPr>
+          <w:szCs w:val="24"/>
+        </w:rPr>
+        <w:t>The SRS aims to serve as a reference guide and communication tool between the project team and stakeholders, ensuring a clear understanding of the system's objectives, functionalities, and constraints. It will provide the basis for system design, development, testing, and validation activities.</w:t>
       </w:r>
     </w:p>
     <w:p>
@@ -2462,8 +2502,7 @@
           <w:rFonts w:ascii="Times New Roman" w:hAnsi="Times New Roman"/>
         </w:rPr>
       </w:pPr>
-      <w:bookmarkStart w:id="6" w:name="_Toc91452896"/>
-      <w:bookmarkStart w:id="7" w:name="_Toc161393187"/>
+      <w:bookmarkStart w:id="7" w:name="_Toc161585382"/>
       <w:r>
         <w:rPr>
           <w:rFonts w:ascii="Times New Roman" w:hAnsi="Times New Roman"/>
@@ -2494,7 +2533,7 @@
         </w:rPr>
       </w:pPr>
       <w:bookmarkStart w:id="8" w:name="_Toc91452897"/>
-      <w:bookmarkStart w:id="9" w:name="_Toc161393188"/>
+      <w:bookmarkStart w:id="9" w:name="_Toc161585383"/>
       <w:r>
         <w:rPr>
           <w:rFonts w:ascii="Times New Roman" w:hAnsi="Times New Roman"/>
@@ -2507,62 +2546,138 @@
     <w:p>
       <w:pPr>
         <w:rPr>
-          <w:iCs/>
+          <w:szCs w:val="24"/>
         </w:rPr>
       </w:pPr>
       <w:r>
         <w:rPr>
           <w:iCs/>
         </w:rPr>
-        <w:t xml:space="preserve">The software product to be produced is the AIMS Software, which is an online platform for customers to order products and make payments, and for administrators and product managers to manage users, orders, and inventory. </w:t>
+        <w:t xml:space="preserve">The software product to be produced is the AIMS Software, which is an online platform for </w:t>
       </w:r>
-    </w:p>
-    <w:p>
-      <w:pPr>
-        <w:rPr>
-          <w:iCs/>
-        </w:rPr>
-      </w:pPr>
       <w:r>
         <w:rPr>
           <w:iCs/>
         </w:rPr>
-        <w:t xml:space="preserve">The AIMS Software will allow customers to browse and search for products, add products to their cart, view the invoice before payment, and make payments using a prepaid credit card. Customers will also be able to cancel their orders and receive refunds. </w:t>
+        <w:t xml:space="preserve">e-commerce systems, </w:t>
       </w:r>
-    </w:p>
-    <w:p>
-      <w:pPr>
+      <w:r>
         <w:rPr>
-          <w:iCs/>
+          <w:szCs w:val="24"/>
         </w:rPr>
-      </w:pPr>
+        <w:t>a comprehensive and dynamic platform designed to cater to diverse needs</w:t>
+      </w:r>
       <w:r>
         <w:rPr>
           <w:iCs/>
         </w:rPr>
-        <w:t xml:space="preserve">For administrators and product managers, the AIMS Software will provide a view for managing orders, including </w:t>
+        <w:t xml:space="preserve">. </w:t>
       </w:r>
-      <w:proofErr w:type="gramStart"/>
+      <w:r>
+        <w:rPr>
+          <w:szCs w:val="24"/>
+        </w:rPr>
+        <w:t>The system will support various features and functionalities to provide a seamless user experience.</w:t>
+      </w:r>
+      <w:r>
+        <w:rPr>
+          <w:szCs w:val="24"/>
+        </w:rPr>
+        <w:t xml:space="preserve"> </w:t>
+      </w:r>
+      <w:r>
+        <w:rPr>
+          <w:szCs w:val="24"/>
+        </w:rPr>
+        <w:t xml:space="preserve">It allows </w:t>
+      </w:r>
       <w:r>
         <w:rPr>
           <w:iCs/>
         </w:rPr>
-        <w:t>approving</w:t>
+        <w:t xml:space="preserve">customers to order products and make payments, and for administrators and product managers to manage users, orders, and inventory. </w:t>
       </w:r>
-      <w:proofErr w:type="gramEnd"/>
+      <w:r>
+        <w:rPr>
+          <w:szCs w:val="24"/>
+        </w:rPr>
+        <w:t>The system will support various features and functionalities to provide a seamless user experience.</w:t>
+      </w:r>
+    </w:p>
+    <w:p>
+      <w:pPr>
+        <w:rPr>
+          <w:iCs/>
+        </w:rPr>
+      </w:pPr>
       <w:r>
         <w:rPr>
           <w:iCs/>
         </w:rPr>
-        <w:t xml:space="preserve"> or rejecting pending orders, and updating inventory levels. The software will also enable the addition, deletion, and editing of products in the inventory. </w:t>
+        <w:t xml:space="preserve">Notably, by using the </w:t>
+      </w:r>
+      <w:r>
+        <w:rPr>
+          <w:iCs/>
+        </w:rPr>
+        <w:t xml:space="preserve">AIMS </w:t>
+      </w:r>
+      <w:r>
+        <w:rPr>
+          <w:iCs/>
+        </w:rPr>
+        <w:t xml:space="preserve">website, </w:t>
+      </w:r>
+      <w:r>
+        <w:rPr>
+          <w:iCs/>
+        </w:rPr>
+        <w:t>u</w:t>
+      </w:r>
+      <w:r>
+        <w:rPr>
+          <w:iCs/>
+        </w:rPr>
+        <w:t>sers can expect a user-friendly interface, intuitive navigation, and a robust course catalog that spans different expertise levels.</w:t>
       </w:r>
     </w:p>
     <w:p>
+      <w:pPr>
+        <w:rPr>
+          <w:iCs/>
+        </w:rPr>
+      </w:pPr>
       <w:r>
         <w:rPr>
           <w:iCs/>
         </w:rPr>
         <w:lastRenderedPageBreak/>
+        <w:t xml:space="preserve">The AIMS Software will allow customers to browse and search for products, add products to their cart, view the invoice before payment, and make payments using a prepaid credit card. Customers will also be able to cancel their orders and receive refunds. </w:t>
+      </w:r>
+    </w:p>
+    <w:p>
+      <w:pPr>
+        <w:rPr>
+          <w:iCs/>
+        </w:rPr>
+      </w:pPr>
+      <w:r>
+        <w:rPr>
+          <w:iCs/>
+        </w:rPr>
+        <w:t xml:space="preserve">For administrators and product managers, the AIMS Software will provide a view for managing orders, including approving or rejecting pending orders, and updating inventory levels. The software will also enable the addition, deletion, and editing of products in the inventory. </w:t>
+      </w:r>
+    </w:p>
+    <w:p>
+      <w:pPr>
+        <w:rPr>
+          <w:lang w:val="en"/>
+        </w:rPr>
+      </w:pPr>
+      <w:r>
+        <w:rPr>
+          <w:iCs/>
+        </w:rPr>
         <w:t>The purpose of the AIMS Software application is to provide customers with a convenient and efficient means of ordering products, while enabling product managers to effectively manage orders and inventory. The relevant benefits include streamlined order processing, improved inventory management, and increased customer satisfaction. The objectives and goals are to create a user-friendly and reliable software system that meets the needs of both customers and administrators. For purchasing purposes, customers will have the option of using a credit card. The transaction will be processed by a third-party payment processing service called VNPay</w:t>
       </w:r>
       <w:r>
@@ -2573,6 +2688,31 @@
       </w:r>
     </w:p>
     <w:p>
+      <w:r>
+        <w:t xml:space="preserve">In summary, the </w:t>
+      </w:r>
+      <w:r>
+        <w:t xml:space="preserve">AIMS </w:t>
+      </w:r>
+      <w:r>
+        <w:t xml:space="preserve">website is intended to be a versatile and user-centric platform that not only provides top-notch </w:t>
+      </w:r>
+      <w:r>
+        <w:t xml:space="preserve">service </w:t>
+      </w:r>
+      <w:r>
+        <w:t xml:space="preserve">but also fosters a sense of community and adaptability akin to successful platforms </w:t>
+      </w:r>
+      <w:proofErr w:type="gramStart"/>
+      <w:r>
+        <w:t>in the near future</w:t>
+      </w:r>
+      <w:proofErr w:type="gramEnd"/>
+      <w:r>
+        <w:t>.</w:t>
+      </w:r>
+    </w:p>
+    <w:p>
       <w:pPr>
         <w:pStyle w:val="Heading2"/>
         <w:rPr>
@@ -2580,7 +2720,7 @@
         </w:rPr>
       </w:pPr>
       <w:bookmarkStart w:id="10" w:name="_Toc91452898"/>
-      <w:bookmarkStart w:id="11" w:name="_Toc161393189"/>
+      <w:bookmarkStart w:id="11" w:name="_Toc161585384"/>
       <w:r>
         <w:rPr>
           <w:rFonts w:ascii="Times New Roman" w:hAnsi="Times New Roman"/>
@@ -3101,6 +3241,7 @@
               <w:jc w:val="left"/>
             </w:pPr>
             <w:r>
+              <w:lastRenderedPageBreak/>
               <w:t>4</w:t>
             </w:r>
           </w:p>
@@ -3312,6 +3453,119 @@
           </w:p>
         </w:tc>
       </w:tr>
+      <w:tr>
+        <w:tc>
+          <w:tcPr>
+            <w:tcW w:w="664" w:type="dxa"/>
+            <w:tcBorders>
+              <w:top w:val="single" w:sz="8" w:space="0" w:color="4472C4"/>
+              <w:left w:val="single" w:sz="8" w:space="0" w:color="4472C4"/>
+              <w:bottom w:val="single" w:sz="8" w:space="0" w:color="4472C4"/>
+              <w:right w:val="single" w:sz="8" w:space="0" w:color="4472C4"/>
+            </w:tcBorders>
+            <w:shd w:val="clear" w:color="auto" w:fill="auto"/>
+          </w:tcPr>
+          <w:p>
+            <w:pPr>
+              <w:jc w:val="left"/>
+            </w:pPr>
+            <w:r>
+              <w:t>6</w:t>
+            </w:r>
+          </w:p>
+        </w:tc>
+        <w:tc>
+          <w:tcPr>
+            <w:tcW w:w="1375" w:type="dxa"/>
+            <w:tcBorders>
+              <w:top w:val="single" w:sz="8" w:space="0" w:color="4472C4"/>
+              <w:left w:val="single" w:sz="8" w:space="0" w:color="4472C4"/>
+              <w:bottom w:val="single" w:sz="8" w:space="0" w:color="4472C4"/>
+              <w:right w:val="single" w:sz="8" w:space="0" w:color="4472C4"/>
+            </w:tcBorders>
+            <w:shd w:val="clear" w:color="auto" w:fill="auto"/>
+          </w:tcPr>
+          <w:p>
+            <w:pPr>
+              <w:jc w:val="left"/>
+            </w:pPr>
+            <w:r>
+              <w:rPr>
+                <w:iCs/>
+                <w:szCs w:val="24"/>
+              </w:rPr>
+              <w:t>Use Case Analysis</w:t>
+            </w:r>
+          </w:p>
+        </w:tc>
+        <w:tc>
+          <w:tcPr>
+            <w:tcW w:w="3119" w:type="dxa"/>
+            <w:tcBorders>
+              <w:top w:val="single" w:sz="8" w:space="0" w:color="4472C4"/>
+              <w:left w:val="single" w:sz="8" w:space="0" w:color="4472C4"/>
+              <w:bottom w:val="single" w:sz="8" w:space="0" w:color="4472C4"/>
+              <w:right w:val="single" w:sz="8" w:space="0" w:color="4472C4"/>
+            </w:tcBorders>
+            <w:shd w:val="clear" w:color="auto" w:fill="auto"/>
+          </w:tcPr>
+          <w:p>
+            <w:pPr>
+              <w:jc w:val="left"/>
+            </w:pPr>
+            <w:r>
+              <w:rPr>
+                <w:bCs/>
+                <w:iCs/>
+                <w:szCs w:val="24"/>
+              </w:rPr>
+              <w:t>A</w:t>
+            </w:r>
+            <w:r>
+              <w:rPr>
+                <w:bCs/>
+                <w:iCs/>
+                <w:szCs w:val="24"/>
+              </w:rPr>
+              <w:t xml:space="preserve"> technique that aids in modeling the requirements of a software system. A well-crafted Use Case model will describe the system in the most intuitive and easy-to-understand way for all users and clients.</w:t>
+            </w:r>
+          </w:p>
+        </w:tc>
+        <w:tc>
+          <w:tcPr>
+            <w:tcW w:w="1728" w:type="dxa"/>
+            <w:tcBorders>
+              <w:top w:val="single" w:sz="8" w:space="0" w:color="4472C4"/>
+              <w:left w:val="single" w:sz="8" w:space="0" w:color="4472C4"/>
+              <w:bottom w:val="single" w:sz="8" w:space="0" w:color="4472C4"/>
+              <w:right w:val="single" w:sz="8" w:space="0" w:color="4472C4"/>
+            </w:tcBorders>
+            <w:shd w:val="clear" w:color="auto" w:fill="auto"/>
+          </w:tcPr>
+          <w:p>
+            <w:pPr>
+              <w:jc w:val="left"/>
+            </w:pPr>
+          </w:p>
+        </w:tc>
+        <w:tc>
+          <w:tcPr>
+            <w:tcW w:w="1734" w:type="dxa"/>
+            <w:tcBorders>
+              <w:top w:val="single" w:sz="8" w:space="0" w:color="4472C4"/>
+              <w:left w:val="single" w:sz="8" w:space="0" w:color="4472C4"/>
+              <w:bottom w:val="single" w:sz="8" w:space="0" w:color="4472C4"/>
+              <w:right w:val="single" w:sz="8" w:space="0" w:color="4472C4"/>
+            </w:tcBorders>
+            <w:shd w:val="clear" w:color="auto" w:fill="auto"/>
+          </w:tcPr>
+          <w:p>
+            <w:pPr>
+              <w:jc w:val="left"/>
+            </w:pPr>
+          </w:p>
+        </w:tc>
+      </w:tr>
     </w:tbl>
     <w:p>
       <w:pPr>
@@ -3330,7 +3584,7 @@
         </w:rPr>
       </w:pPr>
       <w:bookmarkStart w:id="12" w:name="_Toc91452899"/>
-      <w:bookmarkStart w:id="13" w:name="_Toc161393190"/>
+      <w:bookmarkStart w:id="13" w:name="_Toc161585385"/>
       <w:r>
         <w:rPr>
           <w:rFonts w:ascii="Times New Roman" w:hAnsi="Times New Roman"/>
@@ -3355,11 +3609,12 @@
         </w:rPr>
       </w:pPr>
       <w:bookmarkStart w:id="14" w:name="_Toc91452900"/>
-      <w:bookmarkStart w:id="15" w:name="_Toc161393191"/>
+      <w:bookmarkStart w:id="15" w:name="_Toc161585386"/>
       <w:r>
         <w:rPr>
           <w:rFonts w:ascii="Times New Roman" w:hAnsi="Times New Roman"/>
         </w:rPr>
+        <w:lastRenderedPageBreak/>
         <w:t>Overall D</w:t>
       </w:r>
       <w:r>
@@ -3387,7 +3642,7 @@
         </w:rPr>
       </w:pPr>
       <w:bookmarkStart w:id="16" w:name="_Toc91452901"/>
-      <w:bookmarkStart w:id="17" w:name="_Toc161393192"/>
+      <w:bookmarkStart w:id="17" w:name="_Toc161585387"/>
       <w:r>
         <w:rPr>
           <w:rFonts w:ascii="Times New Roman" w:hAnsi="Times New Roman"/>
@@ -3407,7 +3662,96 @@
         </w:rPr>
       </w:pPr>
       <w:r>
-        <w:t>There are three actors including customer, admininistrator andVNPay.</w:t>
+        <w:rPr>
+          <w:i/>
+          <w:iCs/>
+          <w:szCs w:val="24"/>
+        </w:rPr>
+        <w:t xml:space="preserve">The </w:t>
+      </w:r>
+      <w:r>
+        <w:rPr>
+          <w:i/>
+          <w:iCs/>
+          <w:szCs w:val="24"/>
+        </w:rPr>
+        <w:t xml:space="preserve">AIMS </w:t>
+      </w:r>
+      <w:r>
+        <w:rPr>
+          <w:i/>
+          <w:iCs/>
+          <w:szCs w:val="24"/>
+        </w:rPr>
+        <w:t>System involves</w:t>
+      </w:r>
+      <w:r>
+        <w:rPr>
+          <w:i/>
+          <w:iCs/>
+          <w:szCs w:val="24"/>
+        </w:rPr>
+        <w:t xml:space="preserve"> four</w:t>
+      </w:r>
+      <w:r>
+        <w:rPr>
+          <w:i/>
+          <w:iCs/>
+          <w:szCs w:val="24"/>
+        </w:rPr>
+        <w:t xml:space="preserve"> main actors interacting with the system</w:t>
+      </w:r>
+      <w:r>
+        <w:t xml:space="preserve"> </w:t>
+      </w:r>
+      <w:r>
+        <w:rPr>
+          <w:i/>
+          <w:iCs/>
+        </w:rPr>
+        <w:t xml:space="preserve">including </w:t>
+      </w:r>
+      <w:r>
+        <w:rPr>
+          <w:i/>
+          <w:iCs/>
+        </w:rPr>
+        <w:t>the customer</w:t>
+      </w:r>
+      <w:r>
+        <w:rPr>
+          <w:i/>
+          <w:iCs/>
+        </w:rPr>
+        <w:t>, admininistrator</w:t>
+      </w:r>
+      <w:r>
+        <w:rPr>
+          <w:i/>
+          <w:iCs/>
+        </w:rPr>
+        <w:t>, product manager</w:t>
+      </w:r>
+      <w:r>
+        <w:rPr>
+          <w:i/>
+          <w:iCs/>
+        </w:rPr>
+        <w:t xml:space="preserve"> and</w:t>
+      </w:r>
+      <w:r>
+        <w:rPr>
+          <w:i/>
+          <w:iCs/>
+        </w:rPr>
+        <w:t xml:space="preserve"> </w:t>
+      </w:r>
+      <w:r>
+        <w:rPr>
+          <w:i/>
+          <w:iCs/>
+        </w:rPr>
+        <w:t>VNPay.</w:t>
       </w:r>
       <w:r>
         <w:rPr>
@@ -3423,11 +3767,10 @@
         <w:pStyle w:val="Heading2"/>
         <w:rPr>
           <w:rFonts w:ascii="Times New Roman" w:hAnsi="Times New Roman"/>
-          <w:lang w:val="vi-VN"/>
         </w:rPr>
       </w:pPr>
       <w:bookmarkStart w:id="18" w:name="_Toc91452902"/>
-      <w:bookmarkStart w:id="19" w:name="_Toc161393193"/>
+      <w:bookmarkStart w:id="19" w:name="_Toc161585388"/>
       <w:r>
         <w:rPr>
           <w:rFonts w:ascii="Times New Roman" w:hAnsi="Times New Roman"/>
@@ -3441,6 +3784,35 @@
     <w:p>
       <w:pPr>
         <w:rPr>
+          <w:szCs w:val="24"/>
+        </w:rPr>
+      </w:pPr>
+      <w:bookmarkStart w:id="20" w:name="_Int_zHMhhZkK"/>
+      <w:proofErr w:type="gramStart"/>
+      <w:r>
+        <w:rPr>
+          <w:szCs w:val="24"/>
+        </w:rPr>
+        <w:t>Use</w:t>
+      </w:r>
+      <w:bookmarkEnd w:id="20"/>
+      <w:proofErr w:type="gramEnd"/>
+      <w:r>
+        <w:rPr>
+          <w:szCs w:val="24"/>
+        </w:rPr>
+        <w:t xml:space="preserve"> c</w:t>
+      </w:r>
+      <w:r>
+        <w:rPr>
+          <w:szCs w:val="24"/>
+        </w:rPr>
+        <w:t>ase diagram represents the interactions between actors and usecases. It represents the functional requirements of the system, showing the interaction between external and internal actors with the system.</w:t>
+      </w:r>
+    </w:p>
+    <w:p>
+      <w:pPr>
+        <w:rPr>
           <w:i/>
           <w:iCs/>
         </w:rPr>
@@ -3452,9 +3824,9 @@
           <w:noProof/>
         </w:rPr>
         <w:drawing>
-          <wp:inline distT="0" distB="0" distL="0" distR="0" wp14:anchorId="2D654F69" wp14:editId="11B0453A">
-            <wp:extent cx="5486400" cy="5064760"/>
-            <wp:effectExtent l="0" t="0" r="0" b="2540"/>
+          <wp:inline distT="0" distB="0" distL="0" distR="0" wp14:anchorId="2D654F69" wp14:editId="1076317E">
+            <wp:extent cx="5077691" cy="4687461"/>
+            <wp:effectExtent l="0" t="0" r="8890" b="0"/>
             <wp:docPr id="1390269970" name="Picture 1" descr="A diagram of a product&#10;&#10;Description automatically generated"/>
             <wp:cNvGraphicFramePr>
               <a:graphicFrameLocks xmlns:a="http://schemas.openxmlformats.org/drawingml/2006/main" noChangeAspect="1"/>
@@ -3475,7 +3847,7 @@
                   <pic:spPr>
                     <a:xfrm>
                       <a:off x="0" y="0"/>
-                      <a:ext cx="5486400" cy="5064760"/>
+                      <a:ext cx="5082672" cy="4692060"/>
                     </a:xfrm>
                     <a:prstGeom prst="rect">
                       <a:avLst/>
@@ -3495,123 +3867,43 @@
           <w:rFonts w:ascii="Times New Roman" w:hAnsi="Times New Roman"/>
         </w:rPr>
       </w:pPr>
-      <w:bookmarkStart w:id="20" w:name="_Toc91452903"/>
-      <w:bookmarkStart w:id="21" w:name="_Toc161393194"/>
+      <w:bookmarkStart w:id="21" w:name="_Toc91452903"/>
+      <w:bookmarkStart w:id="22" w:name="_Toc161585389"/>
       <w:r>
         <w:rPr>
           <w:rFonts w:ascii="Times New Roman" w:hAnsi="Times New Roman"/>
           <w:lang w:val="vi-VN"/>
         </w:rPr>
-        <w:lastRenderedPageBreak/>
         <w:t>Business process</w:t>
       </w:r>
-      <w:bookmarkEnd w:id="20"/>
       <w:bookmarkEnd w:id="21"/>
+      <w:bookmarkEnd w:id="22"/>
     </w:p>
     <w:p>
+      <w:pPr>
+        <w:rPr>
+          <w:szCs w:val="24"/>
+        </w:rPr>
+      </w:pPr>
       <w:r>
-        <w:t>First, u</w:t>
+        <w:rPr>
+          <w:szCs w:val="24"/>
+          <w:lang w:val="en"/>
+        </w:rPr>
+        <w:t xml:space="preserve">Details of the actions in these processes are </w:t>
       </w:r>
       <w:r>
         <w:rPr>
-          <w:lang w:val="vi-VN"/>
+          <w:szCs w:val="24"/>
         </w:rPr>
-        <w:t xml:space="preserve">se case “Place order” </w:t>
-      </w:r>
-      <w:r>
-        <w:t xml:space="preserve">is start, </w:t>
+        <w:t>visualized with activity diagrams</w:t>
       </w:r>
       <w:r>
         <w:rPr>
-          <w:lang w:val="vi-VN"/>
+          <w:szCs w:val="24"/>
+          <w:lang w:val="en"/>
         </w:rPr>
-        <w:t>then at step 6</w:t>
-      </w:r>
-      <w:r>
-        <w:t>,</w:t>
-      </w:r>
-      <w:r>
-        <w:rPr>
-          <w:lang w:val="vi-VN"/>
-        </w:rPr>
-        <w:t xml:space="preserve"> AIM</w:t>
-      </w:r>
-      <w:r>
-        <w:t>s</w:t>
-      </w:r>
-      <w:r>
-        <w:rPr>
-          <w:lang w:val="vi-VN"/>
-        </w:rPr>
-        <w:t xml:space="preserve"> software checks </w:t>
-      </w:r>
-      <w:r>
-        <w:t>that i</w:t>
-      </w:r>
-      <w:r>
-        <w:rPr>
-          <w:lang w:val="vi-VN"/>
-        </w:rPr>
-        <w:t xml:space="preserve">f the customer has placed rush </w:t>
-      </w:r>
-      <w:proofErr w:type="gramStart"/>
-      <w:r>
-        <w:rPr>
-          <w:lang w:val="vi-VN"/>
-        </w:rPr>
-        <w:t>order</w:t>
-      </w:r>
-      <w:proofErr w:type="gramEnd"/>
-      <w:r>
-        <w:rPr>
-          <w:lang w:val="vi-VN"/>
-        </w:rPr>
-        <w:t xml:space="preserve"> then </w:t>
-      </w:r>
-      <w:r>
-        <w:t>u</w:t>
-      </w:r>
-      <w:r>
-        <w:rPr>
-          <w:lang w:val="vi-VN"/>
-        </w:rPr>
-        <w:t>se case “Place rush order”</w:t>
-      </w:r>
-      <w:r>
-        <w:t xml:space="preserve"> will be call</w:t>
-      </w:r>
-      <w:r>
-        <w:rPr>
-          <w:lang w:val="vi-VN"/>
-        </w:rPr>
-        <w:t>. Otherwise</w:t>
-      </w:r>
-      <w:r>
-        <w:t>,</w:t>
-      </w:r>
-      <w:r>
-        <w:t xml:space="preserve"> the</w:t>
-      </w:r>
-      <w:r>
-        <w:rPr>
-          <w:lang w:val="vi-VN"/>
-        </w:rPr>
-        <w:t xml:space="preserve"> “Place order”</w:t>
-      </w:r>
-      <w:r>
-        <w:t xml:space="preserve"> </w:t>
-      </w:r>
-      <w:r>
-        <w:t xml:space="preserve">process </w:t>
-      </w:r>
-      <w:r>
-        <w:t>still continue</w:t>
-      </w:r>
-      <w:r>
-        <w:t>s</w:t>
-      </w:r>
-      <w:r>
-        <w:t>. At step 10, AIMs software will call “Pay order”.</w:t>
+        <w:t xml:space="preserve"> in the sub-sections of each process.</w:t>
       </w:r>
     </w:p>
     <w:p>
@@ -3622,7 +3914,7 @@
           <w:iCs/>
         </w:rPr>
       </w:pPr>
-      <w:bookmarkStart w:id="22" w:name="_Toc161393195"/>
+      <w:bookmarkStart w:id="23" w:name="_Toc161585390"/>
       <w:r>
         <w:rPr>
           <w:i/>
@@ -3639,8 +3931,22 @@
         </w:rPr>
         <w:t>process</w:t>
       </w:r>
-      <w:bookmarkEnd w:id="22"/>
+      <w:bookmarkEnd w:id="23"/>
       <w:proofErr w:type="gramEnd"/>
+    </w:p>
+    <w:p>
+      <w:r>
+        <w:t>The process of placing an order involves several steps. First, the customer checks their shopping cart, ensuring that all desired items are included. Next, they select a payment method,</w:t>
+      </w:r>
+      <w:r>
+        <w:t xml:space="preserve"> in the scope of AIMS software, VNPay is chosen</w:t>
+      </w:r>
+      <w:r>
+        <w:t>. The system then verifies order details, including the shipping address and product availability. Finally, the customer confirms the order, and the system processes it. This streamlined process ensures efficient and accurate order placement within the AIMS software</w:t>
+      </w:r>
+      <w:r>
+        <w:t>.</w:t>
+      </w:r>
     </w:p>
     <w:p>
       <w:r>
@@ -3648,9 +3954,9 @@
           <w:noProof/>
         </w:rPr>
         <w:drawing>
-          <wp:inline distT="0" distB="0" distL="0" distR="0" wp14:anchorId="44F29852" wp14:editId="6731F5B9">
-            <wp:extent cx="5486400" cy="7827645"/>
-            <wp:effectExtent l="0" t="0" r="0" b="1905"/>
+          <wp:inline distT="0" distB="0" distL="0" distR="0" wp14:anchorId="44F29852" wp14:editId="154F9D8A">
+            <wp:extent cx="4904509" cy="6557642"/>
+            <wp:effectExtent l="0" t="0" r="0" b="0"/>
             <wp:docPr id="598943710" name="Picture 2" descr="A diagram of a flowchart&#10;&#10;Description automatically generated"/>
             <wp:cNvGraphicFramePr>
               <a:graphicFrameLocks xmlns:a="http://schemas.openxmlformats.org/drawingml/2006/main" noChangeAspect="1"/>
@@ -3671,7 +3977,7 @@
                   <pic:spPr>
                     <a:xfrm>
                       <a:off x="0" y="0"/>
-                      <a:ext cx="5486400" cy="7827645"/>
+                      <a:ext cx="4940660" cy="6605978"/>
                     </a:xfrm>
                     <a:prstGeom prst="rect">
                       <a:avLst/>
@@ -3692,7 +3998,7 @@
           <w:iCs/>
         </w:rPr>
       </w:pPr>
-      <w:bookmarkStart w:id="23" w:name="_Toc161393196"/>
+      <w:bookmarkStart w:id="24" w:name="_Toc161585391"/>
       <w:r>
         <w:rPr>
           <w:i/>
@@ -3709,8 +4015,49 @@
         </w:rPr>
         <w:t>process</w:t>
       </w:r>
-      <w:bookmarkEnd w:id="23"/>
+      <w:bookmarkEnd w:id="24"/>
       <w:proofErr w:type="gramEnd"/>
+    </w:p>
+    <w:p>
+      <w:r>
+        <w:t>The business process of paying orders involves several crucial steps</w:t>
+      </w:r>
+      <w:r>
+        <w:t>. First of all, t</w:t>
+      </w:r>
+      <w:r>
+        <w:t>he system generates an invoice for the customer, detailing the order items and their costs</w:t>
+      </w:r>
+      <w:r>
+        <w:t>. T</w:t>
+      </w:r>
+      <w:r>
+        <w:t xml:space="preserve">he customer </w:t>
+      </w:r>
+      <w:r>
+        <w:t xml:space="preserve">then </w:t>
+      </w:r>
+      <w:r>
+        <w:t xml:space="preserve">makes a payment </w:t>
+      </w:r>
+      <w:r>
+        <w:t xml:space="preserve">when AIMS redirects to VNPay </w:t>
+      </w:r>
+      <w:r>
+        <w:t xml:space="preserve">purchase interface. </w:t>
+      </w:r>
+      <w:r>
+        <w:t>Once payment is verified, the system proceeds with order fulfillment</w:t>
+      </w:r>
+      <w:r>
+        <w:t>. Otherwise, the process returns to the initial steps by displaying the payment screen once again to ask whether customer wishes to process the transaction. Finally, t</w:t>
+      </w:r>
+      <w:r>
+        <w:t>he system logs the payment transaction for record-keeping and auditing purposes</w:t>
+      </w:r>
+      <w:r>
+        <w:t>.</w:t>
+      </w:r>
     </w:p>
     <w:p>
       <w:r>
@@ -3764,7 +4111,7 @@
           <w:iCs/>
         </w:rPr>
       </w:pPr>
-      <w:bookmarkStart w:id="24" w:name="_Toc161393197"/>
+      <w:bookmarkStart w:id="25" w:name="_Toc161585392"/>
       <w:r>
         <w:rPr>
           <w:i/>
@@ -3787,14 +4134,51 @@
         </w:rPr>
         <w:t>ss</w:t>
       </w:r>
-      <w:bookmarkEnd w:id="24"/>
+      <w:bookmarkEnd w:id="25"/>
       <w:proofErr w:type="gramEnd"/>
     </w:p>
+    <w:p>
+      <w:r>
+        <w:t xml:space="preserve">The business process of </w:t>
+      </w:r>
+      <w:r>
+        <w:t xml:space="preserve">placing rush </w:t>
+      </w:r>
+      <w:r>
+        <w:t>orders involves several crucial steps</w:t>
+      </w:r>
+      <w:r>
+        <w:t>. This process can only start if the customer confirms this option from the placing order process. First,</w:t>
+      </w:r>
+      <w:r>
+        <w:t xml:space="preserve"> </w:t>
+      </w:r>
+      <w:r>
+        <w:t>the software</w:t>
+      </w:r>
+      <w:r>
+        <w:t xml:space="preserve"> checks whether the delivery address supports this service and if any products are eligible. If no products are eligible or the delivery address does</w:t>
+      </w:r>
+      <w:r>
+        <w:t xml:space="preserve"> not</w:t>
+      </w:r>
+      <w:r>
+        <w:t xml:space="preserve"> support rush order delivery, the software prompts the customer to update the delivery information or delivery method. In cases where both the products and delivery address support rush order delivery, the software requests additional rush order delivery information from the customer</w:t>
+      </w:r>
+      <w:r>
+        <w:t xml:space="preserve">. </w:t>
+      </w:r>
+      <w:r>
+        <w:t>Customers can adjust the delivery method or the items they wish to purchase if necessary. The software recalculates the delivery fees and updates the corresponding invoice. Delivery fees depend on the weight of the products and the delivery location.</w:t>
+      </w:r>
+    </w:p>
+    <w:p/>
     <w:p>
       <w:r>
         <w:rPr>
           <w:noProof/>
         </w:rPr>
+        <w:lastRenderedPageBreak/>
         <w:drawing>
           <wp:inline distT="0" distB="0" distL="0" distR="0" wp14:anchorId="1DECFC31" wp14:editId="451866AD">
             <wp:extent cx="5486400" cy="3194050"/>
@@ -3839,8 +4223,8 @@
           <w:rFonts w:ascii="Times New Roman" w:hAnsi="Times New Roman"/>
         </w:rPr>
       </w:pPr>
-      <w:bookmarkStart w:id="25" w:name="_Toc91452904"/>
-      <w:bookmarkStart w:id="26" w:name="_Toc161393198"/>
+      <w:bookmarkStart w:id="26" w:name="_Toc91452904"/>
+      <w:bookmarkStart w:id="27" w:name="_Toc161585393"/>
       <w:r>
         <w:rPr>
           <w:rFonts w:ascii="Times New Roman" w:hAnsi="Times New Roman"/>
@@ -3854,20 +4238,21 @@
         </w:rPr>
         <w:t>Requirements</w:t>
       </w:r>
-      <w:bookmarkEnd w:id="25"/>
       <w:bookmarkEnd w:id="26"/>
+      <w:bookmarkEnd w:id="27"/>
     </w:p>
     <w:p>
+      <w:pPr>
+        <w:rPr>
+          <w:szCs w:val="24"/>
+        </w:rPr>
+      </w:pPr>
       <w:r>
-        <w:t xml:space="preserve">In the AIMS Project, UC “Place Order” and “Place Rush Order” describe the interaction between customers and AIMS </w:t>
-      </w:r>
-      <w:proofErr w:type="gramStart"/>
-      <w:r>
-        <w:t>softwarewhen</w:t>
-      </w:r>
-      <w:proofErr w:type="gramEnd"/>
-      <w:r>
-        <w:t xml:space="preserve"> the customer wishes to place an order. Naturally, from the use case diagram, we describe how the use case starts and ends to gain the purpose of a use case, and we may think of a basic flow of the events for UC “Place (Rush) Order" as follows.</w:t>
+        <w:rPr>
+          <w:szCs w:val="24"/>
+          <w:lang w:val="en"/>
+        </w:rPr>
+        <w:t>Details of the use cases given in part 2 are described in the sections below.</w:t>
       </w:r>
     </w:p>
     <w:p>
@@ -3878,7 +4263,7 @@
           <w:lang w:val="vi-VN"/>
         </w:rPr>
       </w:pPr>
-      <w:bookmarkStart w:id="27" w:name="_Toc161393199"/>
+      <w:bookmarkStart w:id="28" w:name="_Toc161585394"/>
       <w:r>
         <w:rPr>
           <w:rFonts w:ascii="Times New Roman" w:hAnsi="Times New Roman"/>
@@ -3886,7 +4271,7 @@
         </w:rPr>
         <w:t>Use Case “Place order”</w:t>
       </w:r>
-      <w:bookmarkEnd w:id="27"/>
+      <w:bookmarkEnd w:id="28"/>
     </w:p>
     <w:p>
       <w:pPr>
@@ -3921,7 +4306,7 @@
                 <w:szCs w:val="32"/>
               </w:rPr>
             </w:pPr>
-            <w:bookmarkStart w:id="28" w:name="_Hlk161391367"/>
+            <w:bookmarkStart w:id="29" w:name="_Hlk161391367"/>
             <w:r>
               <w:rPr>
                 <w:b/>
@@ -3950,7 +4335,7 @@
               <w:t>”</w:t>
             </w:r>
           </w:p>
-          <w:bookmarkEnd w:id="28"/>
+          <w:bookmarkEnd w:id="29"/>
           <w:p>
             <w:pPr>
               <w:pStyle w:val="ListParagraph"/>
@@ -4376,14 +4761,7 @@
                 <w:szCs w:val="24"/>
                 <w:lang w:val="en-US"/>
               </w:rPr>
-              <w:t xml:space="preserve">AIMS </w:t>
-            </w:r>
-            <w:r>
-              <w:rPr>
-                <w:szCs w:val="24"/>
-                <w:lang w:val="en-US"/>
-              </w:rPr>
-              <w:t xml:space="preserve">checks delivery </w:t>
+              <w:t xml:space="preserve">AIMS checks delivery </w:t>
             </w:r>
             <w:proofErr w:type="gramStart"/>
             <w:r>
@@ -4570,7 +4948,6 @@
               <w:keepNext/>
             </w:pPr>
             <w:r>
-              <w:lastRenderedPageBreak/>
               <w:t xml:space="preserve">Table </w:t>
             </w:r>
             <w:r>
@@ -6003,7 +6380,7 @@
                       <w:sz w:val="20"/>
                     </w:rPr>
                   </w:pPr>
-                  <w:bookmarkStart w:id="29" w:name="_Hlk160990480"/>
+                  <w:bookmarkStart w:id="30" w:name="_Hlk160990480"/>
                   <w:r>
                     <w:rPr>
                       <w:b/>
@@ -6835,7 +7212,7 @@
                 </w:p>
               </w:tc>
             </w:tr>
-            <w:bookmarkEnd w:id="29"/>
+            <w:bookmarkEnd w:id="30"/>
           </w:tbl>
           <w:p>
             <w:pPr>
@@ -7938,8 +8315,8 @@
               </w:rPr>
               <w:t>conditions</w:t>
             </w:r>
-            <w:bookmarkStart w:id="30" w:name="_MON_1662905405"/>
-            <w:bookmarkEnd w:id="30"/>
+            <w:bookmarkStart w:id="31" w:name="_MON_1662905405"/>
+            <w:bookmarkEnd w:id="31"/>
             <w:r>
               <w:rPr>
                 <w:b/>
@@ -7962,26 +8339,14 @@
           <w:rFonts w:ascii="Times New Roman" w:hAnsi="Times New Roman"/>
         </w:rPr>
       </w:pPr>
-      <w:bookmarkStart w:id="31" w:name="_Toc161393200"/>
+      <w:bookmarkStart w:id="32" w:name="_Toc161585395"/>
       <w:r>
         <w:rPr>
           <w:rFonts w:ascii="Times New Roman" w:hAnsi="Times New Roman"/>
         </w:rPr>
-        <w:t>Use Case “</w:t>
+        <w:t>Use Case “Pay order”</w:t>
       </w:r>
-      <w:r>
-        <w:rPr>
-          <w:rFonts w:ascii="Times New Roman" w:hAnsi="Times New Roman"/>
-        </w:rPr>
-        <w:t xml:space="preserve">Pay </w:t>
-      </w:r>
-      <w:r>
-        <w:rPr>
-          <w:rFonts w:ascii="Times New Roman" w:hAnsi="Times New Roman"/>
-        </w:rPr>
-        <w:t>order”</w:t>
-      </w:r>
-      <w:bookmarkEnd w:id="31"/>
+      <w:bookmarkEnd w:id="32"/>
     </w:p>
     <w:tbl>
       <w:tblPr>
@@ -8098,7 +8463,6 @@
                 <w:szCs w:val="28"/>
                 <w:lang w:val="en-US"/>
               </w:rPr>
-              <w:lastRenderedPageBreak/>
               <w:t xml:space="preserve">2. </w:t>
             </w:r>
             <w:r>
@@ -8124,6 +8488,7 @@
                 <w:szCs w:val="24"/>
                 <w:lang w:val="en"/>
               </w:rPr>
+              <w:lastRenderedPageBreak/>
               <w:t>This use case describes the interaction between the customer, VNPay and AIMS when the customer wants to make a payment</w:t>
             </w:r>
             <w:r>
@@ -8477,13 +8842,7 @@
               <w:rPr>
                 <w:szCs w:val="24"/>
               </w:rPr>
-              <w:t xml:space="preserve">5. </w:t>
-            </w:r>
-            <w:r>
-              <w:rPr>
-                <w:szCs w:val="24"/>
-              </w:rPr>
-              <w:t>AIMS</w:t>
+              <w:t>5. AIMS</w:t>
             </w:r>
             <w:r>
               <w:rPr>
@@ -9500,7 +9859,6 @@
                       <w:bCs/>
                       <w:sz w:val="20"/>
                     </w:rPr>
-                    <w:lastRenderedPageBreak/>
                     <w:t>No</w:t>
                   </w:r>
                 </w:p>
@@ -9621,6 +9979,7 @@
                       <w:sz w:val="20"/>
                       <w:lang w:val="en-US"/>
                     </w:rPr>
+                    <w:lastRenderedPageBreak/>
                     <w:t xml:space="preserve">1. </w:t>
                   </w:r>
                 </w:p>
@@ -11136,25 +11495,13 @@
           <w:rFonts w:ascii="Times New Roman" w:hAnsi="Times New Roman"/>
         </w:rPr>
       </w:pPr>
-      <w:bookmarkStart w:id="32" w:name="_Toc161393201"/>
+      <w:bookmarkStart w:id="33" w:name="_Toc161585396"/>
       <w:r>
         <w:rPr>
           <w:rFonts w:ascii="Times New Roman" w:hAnsi="Times New Roman"/>
         </w:rPr>
         <w:lastRenderedPageBreak/>
-        <w:t>Use Case “P</w:t>
-      </w:r>
-      <w:r>
-        <w:rPr>
-          <w:rFonts w:ascii="Times New Roman" w:hAnsi="Times New Roman"/>
-        </w:rPr>
-        <w:t>lace rush</w:t>
-      </w:r>
-      <w:r>
-        <w:rPr>
-          <w:rFonts w:ascii="Times New Roman" w:hAnsi="Times New Roman"/>
-        </w:rPr>
-        <w:t xml:space="preserve"> </w:t>
+        <w:t xml:space="preserve">Use Case “Place rush </w:t>
       </w:r>
       <w:proofErr w:type="gramStart"/>
       <w:r>
@@ -11163,7 +11510,7 @@
         </w:rPr>
         <w:t>order”</w:t>
       </w:r>
-      <w:bookmarkEnd w:id="32"/>
+      <w:bookmarkEnd w:id="33"/>
       <w:proofErr w:type="gramEnd"/>
     </w:p>
     <w:tbl>
@@ -11254,7 +11601,6 @@
               </w:rPr>
             </w:pPr>
             <w:r>
-              <w:lastRenderedPageBreak/>
               <w:t>UC003</w:t>
             </w:r>
           </w:p>
@@ -11275,6 +11621,7 @@
                 <w:szCs w:val="28"/>
                 <w:lang w:val="en-US"/>
               </w:rPr>
+              <w:lastRenderedPageBreak/>
               <w:t xml:space="preserve">2. </w:t>
             </w:r>
             <w:r>
@@ -11555,14 +11902,7 @@
                 <w:szCs w:val="24"/>
                 <w:lang w:val="en"/>
               </w:rPr>
-              <w:t xml:space="preserve">                  3. </w:t>
-            </w:r>
-            <w:r>
-              <w:rPr>
-                <w:szCs w:val="24"/>
-                <w:lang w:val="en"/>
-              </w:rPr>
-              <w:t>AIMS checks the validity of the order information</w:t>
+              <w:t xml:space="preserve">                  3. AIMS checks the validity of the order information</w:t>
             </w:r>
           </w:p>
           <w:p>
@@ -13178,11 +13518,10 @@
         <w:pStyle w:val="Heading1"/>
         <w:rPr>
           <w:rFonts w:ascii="Times New Roman" w:hAnsi="Times New Roman"/>
-          <w:i/>
         </w:rPr>
       </w:pPr>
-      <w:bookmarkStart w:id="33" w:name="_Toc91452907"/>
-      <w:bookmarkStart w:id="34" w:name="_Toc161393202"/>
+      <w:bookmarkStart w:id="34" w:name="_Toc91452907"/>
+      <w:bookmarkStart w:id="35" w:name="_Toc161585397"/>
       <w:r>
         <w:rPr>
           <w:rFonts w:ascii="Times New Roman" w:hAnsi="Times New Roman"/>
@@ -13190,8 +13529,8 @@
         <w:lastRenderedPageBreak/>
         <w:t>Supplementary specification</w:t>
       </w:r>
-      <w:bookmarkEnd w:id="33"/>
       <w:bookmarkEnd w:id="34"/>
+      <w:bookmarkEnd w:id="35"/>
     </w:p>
     <w:p>
       <w:pPr>
@@ -13200,16 +13539,16 @@
           <w:rFonts w:ascii="Times New Roman" w:hAnsi="Times New Roman"/>
         </w:rPr>
       </w:pPr>
-      <w:bookmarkStart w:id="35" w:name="_Toc91452908"/>
-      <w:bookmarkStart w:id="36" w:name="_Toc161393203"/>
+      <w:bookmarkStart w:id="36" w:name="_Toc91452908"/>
+      <w:bookmarkStart w:id="37" w:name="_Toc161585398"/>
       <w:r>
         <w:rPr>
           <w:rFonts w:ascii="Times New Roman" w:hAnsi="Times New Roman"/>
         </w:rPr>
         <w:t>Functionality</w:t>
       </w:r>
-      <w:bookmarkEnd w:id="35"/>
       <w:bookmarkEnd w:id="36"/>
+      <w:bookmarkEnd w:id="37"/>
     </w:p>
     <w:p>
       <w:pPr>
@@ -13231,16 +13570,16 @@
           <w:rFonts w:ascii="Times New Roman" w:hAnsi="Times New Roman"/>
         </w:rPr>
       </w:pPr>
-      <w:bookmarkStart w:id="37" w:name="_Toc91452909"/>
-      <w:bookmarkStart w:id="38" w:name="_Toc161393204"/>
+      <w:bookmarkStart w:id="38" w:name="_Toc91452909"/>
+      <w:bookmarkStart w:id="39" w:name="_Toc161585399"/>
       <w:r>
         <w:rPr>
           <w:rFonts w:ascii="Times New Roman" w:hAnsi="Times New Roman"/>
         </w:rPr>
         <w:t>Usability</w:t>
       </w:r>
-      <w:bookmarkEnd w:id="37"/>
       <w:bookmarkEnd w:id="38"/>
+      <w:bookmarkEnd w:id="39"/>
     </w:p>
     <w:p>
       <w:pPr>
@@ -13270,13 +13609,7 @@
         <w:rPr>
           <w:iCs/>
         </w:rPr>
-        <w:t xml:space="preserve"> </w:t>
-      </w:r>
-      <w:r>
-        <w:rPr>
-          <w:iCs/>
-        </w:rPr>
-        <w:t>easily familiarize themselves</w:t>
+        <w:t xml:space="preserve"> easily familiarize themselves</w:t>
       </w:r>
       <w:r>
         <w:rPr>
@@ -13298,16 +13631,16 @@
           <w:rFonts w:ascii="Times New Roman" w:hAnsi="Times New Roman"/>
         </w:rPr>
       </w:pPr>
-      <w:bookmarkStart w:id="39" w:name="_Toc91452910"/>
-      <w:bookmarkStart w:id="40" w:name="_Toc161393205"/>
+      <w:bookmarkStart w:id="40" w:name="_Toc91452910"/>
+      <w:bookmarkStart w:id="41" w:name="_Toc161585400"/>
       <w:r>
         <w:rPr>
           <w:rFonts w:ascii="Times New Roman" w:hAnsi="Times New Roman"/>
         </w:rPr>
         <w:t>Reliability</w:t>
       </w:r>
-      <w:bookmarkEnd w:id="39"/>
       <w:bookmarkEnd w:id="40"/>
+      <w:bookmarkEnd w:id="41"/>
     </w:p>
     <w:p>
       <w:pPr>
@@ -13349,16 +13682,16 @@
           <w:rFonts w:ascii="Times New Roman" w:hAnsi="Times New Roman"/>
         </w:rPr>
       </w:pPr>
-      <w:bookmarkStart w:id="41" w:name="_Toc91452911"/>
-      <w:bookmarkStart w:id="42" w:name="_Toc161393206"/>
+      <w:bookmarkStart w:id="42" w:name="_Toc91452911"/>
+      <w:bookmarkStart w:id="43" w:name="_Toc161585401"/>
       <w:r>
         <w:rPr>
           <w:rFonts w:ascii="Times New Roman" w:hAnsi="Times New Roman"/>
         </w:rPr>
         <w:t>Performance</w:t>
       </w:r>
-      <w:bookmarkEnd w:id="41"/>
       <w:bookmarkEnd w:id="42"/>
+      <w:bookmarkEnd w:id="43"/>
     </w:p>
     <w:p>
       <w:pPr>
@@ -13405,16 +13738,16 @@
           <w:rFonts w:ascii="Times New Roman" w:hAnsi="Times New Roman"/>
         </w:rPr>
       </w:pPr>
-      <w:bookmarkStart w:id="43" w:name="_Toc91452912"/>
-      <w:bookmarkStart w:id="44" w:name="_Toc161393207"/>
+      <w:bookmarkStart w:id="44" w:name="_Toc91452912"/>
+      <w:bookmarkStart w:id="45" w:name="_Toc161585402"/>
       <w:r>
         <w:rPr>
           <w:rFonts w:ascii="Times New Roman" w:hAnsi="Times New Roman"/>
         </w:rPr>
         <w:t>Supportability</w:t>
       </w:r>
-      <w:bookmarkEnd w:id="43"/>
       <w:bookmarkEnd w:id="44"/>
+      <w:bookmarkEnd w:id="45"/>
     </w:p>
     <w:p>
       <w:pPr>
@@ -13461,16 +13794,16 @@
           <w:i w:val="0"/>
         </w:rPr>
       </w:pPr>
-      <w:bookmarkStart w:id="45" w:name="_Toc91452913"/>
-      <w:bookmarkStart w:id="46" w:name="_Toc161393208"/>
+      <w:bookmarkStart w:id="46" w:name="_Toc91452913"/>
+      <w:bookmarkStart w:id="47" w:name="_Toc161585403"/>
       <w:r>
         <w:rPr>
           <w:rFonts w:ascii="Times New Roman" w:hAnsi="Times New Roman"/>
         </w:rPr>
         <w:t>Other requirements</w:t>
       </w:r>
-      <w:bookmarkEnd w:id="45"/>
       <w:bookmarkEnd w:id="46"/>
+      <w:bookmarkEnd w:id="47"/>
     </w:p>
     <w:sectPr>
       <w:headerReference w:type="default" r:id="rId13"/>
@@ -18100,7 +18433,7 @@
     <w:next w:val="Normal"/>
     <w:autoRedefine/>
     <w:uiPriority w:val="39"/>
-    <w:rsid w:val="00B108B0"/>
+    <w:rsid w:val="001A675B"/>
     <w:pPr>
       <w:tabs>
         <w:tab w:val="left" w:pos="400"/>
@@ -18128,9 +18461,19 @@
     <w:next w:val="Normal"/>
     <w:autoRedefine/>
     <w:uiPriority w:val="39"/>
+    <w:rsid w:val="004A1213"/>
     <w:pPr>
+      <w:tabs>
+        <w:tab w:val="left" w:pos="1200"/>
+        <w:tab w:val="right" w:leader="dot" w:pos="8630"/>
+      </w:tabs>
       <w:ind w:left="400"/>
     </w:pPr>
+    <w:rPr>
+      <w:i/>
+      <w:iCs/>
+      <w:noProof/>
+    </w:rPr>
   </w:style>
   <w:style w:type="paragraph" w:styleId="TOC4">
     <w:name w:val="toc 4"/>
